--- a/cp2025-source-contoh-atp-fase-d-mapel-pai-bp-2025.docx
+++ b/cp2025-source-contoh-atp-fase-d-mapel-pai-bp-2025.docx
@@ -470,7 +470,7 @@
                 <w:szCs w:val="20"/>
                 <w:rtl w:val="0"/>
               </w:rPr>
-              <w:t xml:space="preserve">Memahami ayat Al-Qur’an dan hadis tentang pentingnya iman, takwa, toleransi, cinta tanah air, semangat keilmuan dan sabar dalam menghadapi musibah dan ujian</w:t>
+              <w:t>Memahami ayat Al-Qur’an dan hadits tentang pentingnya iman, takwa, toleransi, cinta tanah air, semangat keilmuan dan sabar dalam menghadapi musibah dan ujian</w:t>
             </w:r>
           </w:p>
         </w:tc>
@@ -501,7 +501,7 @@
                 <w:szCs w:val="20"/>
                 <w:rtl w:val="0"/>
               </w:rPr>
-              <w:t xml:space="preserve">menganalisis ayat Al-Qur'an dan hadis terkait dengan pentingnya iman dalam kehidupan seorang muslim.</w:t>
+              <w:t>menganalisis ayat Al-Qur'an dan hadits terkait dengan pentingnya iman dalam kehidupan seorang muslim.</w:t>
             </w:r>
           </w:p>
         </w:tc>
@@ -594,7 +594,7 @@
                 <w:vertAlign w:val="baseline"/>
                 <w:rtl w:val="0"/>
               </w:rPr>
-              <w:t xml:space="preserve">menganalisis ayat Al-Qur'an dan hadis terkait dengan pentingnya iman dalam kehidupan seorang muslim.</w:t>
+              <w:t>menganalisis ayat Al-Qur'an dan hadits terkait dengan pentingnya iman dalam kehidupan seorang muslim.</w:t>
             </w:r>
           </w:p>
           <w:p>
@@ -651,7 +651,7 @@
                 <w:vertAlign w:val="baseline"/>
                 <w:rtl w:val="0"/>
               </w:rPr>
-              <w:t xml:space="preserve">menganalisis makna iman kepada Allah Swt melaluai sifa-sifatNya dan hal-hal yang dapat meneguhkan iman</w:t>
+              <w:t>menganalisis makna iman kepada Alloh Subhanahu Wata'ala melaluai sifa-sifatNya dan hal-hal yang dapat meneguhkan iman</w:t>
             </w:r>
           </w:p>
           <w:p>
@@ -920,7 +920,7 @@
                 <w:vertAlign w:val="baseline"/>
                 <w:rtl w:val="0"/>
               </w:rPr>
-              <w:t xml:space="preserve">menganalisis ayat Al-Qur'an dan hadis terkait dengan pentingnya takwa kepada Allah Swt.</w:t>
+              <w:t>menganalisis ayat Al-Qur'an dan hadits terkait dengan pentingnya takwa kepada Alloh Subhanahu Wata'ala</w:t>
             </w:r>
           </w:p>
           <w:p>
@@ -977,7 +977,7 @@
                 <w:vertAlign w:val="baseline"/>
                 <w:rtl w:val="0"/>
               </w:rPr>
-              <w:t xml:space="preserve">menganalisis makna iman kepada malaikat-malaikatl Allah Swt.</w:t>
+              <w:t>menganalisis makna iman kepada malaikat-malaikatl Alloh Subhanahu Wata'ala</w:t>
             </w:r>
           </w:p>
           <w:p>
@@ -1091,7 +1091,7 @@
                 <w:vertAlign w:val="baseline"/>
                 <w:rtl w:val="0"/>
               </w:rPr>
-              <w:t xml:space="preserve">menganalisis ketentuan salat Jumat</w:t>
+              <w:t>menganalisis ketentuan sholat Jumat</w:t>
             </w:r>
           </w:p>
           <w:p>
@@ -1246,7 +1246,7 @@
                 <w:vertAlign w:val="baseline"/>
                 <w:rtl w:val="0"/>
               </w:rPr>
-              <w:t xml:space="preserve">menganalisis ayat Al-Qur'an dan hadis terkait dengan pentingnya toleransi</w:t>
+              <w:t>menganalisis ayat Al-Qur'an dan hadits terkait dengan pentingnya toleransi</w:t>
             </w:r>
           </w:p>
           <w:p>
@@ -1303,7 +1303,7 @@
                 <w:vertAlign w:val="baseline"/>
                 <w:rtl w:val="0"/>
               </w:rPr>
-              <w:t xml:space="preserve">menganalisis makna iman kepada kitab-kitab Allah Swt.</w:t>
+              <w:t>menganalisis makna iman kepada kitab-kitab Alloh Subhanahu Wata'ala</w:t>
             </w:r>
           </w:p>
           <w:p>
@@ -1360,7 +1360,7 @@
                 <w:vertAlign w:val="baseline"/>
                 <w:rtl w:val="0"/>
               </w:rPr>
-              <w:t xml:space="preserve">menerapkan makna husnuzan</w:t>
+              <w:t>menerapkan makna husnudzon</w:t>
             </w:r>
           </w:p>
           <w:p>
@@ -1572,7 +1572,7 @@
                 <w:vertAlign w:val="baseline"/>
                 <w:rtl w:val="0"/>
               </w:rPr>
-              <w:t xml:space="preserve">menganalisis ayat Al-Qur'an dan hadis terkait dengan pentingnya cinta tanah air</w:t>
+              <w:t>menganalisis ayat Al-Qur'an dan hadits terkait dengan pentingnya cinta tanah air</w:t>
             </w:r>
           </w:p>
           <w:p>
@@ -1686,7 +1686,7 @@
                 <w:vertAlign w:val="baseline"/>
                 <w:rtl w:val="0"/>
               </w:rPr>
-              <w:t xml:space="preserve">menerapkan rasa cinta kepada rasulullah Muhammad saw.</w:t>
+              <w:t>menerapkan rasa cinta kepada rasulullah Muhammad Sholallohu 'Alaihi Wasalam</w:t>
             </w:r>
           </w:p>
           <w:p>
@@ -1898,7 +1898,7 @@
                 <w:vertAlign w:val="baseline"/>
                 <w:rtl w:val="0"/>
               </w:rPr>
-              <w:t xml:space="preserve">menganalisis ayat Al-Qur'an dan hadis terkait dengan pentingnya semangat keilmuan</w:t>
+              <w:t>menganalisis ayat Al-Qur'an dan hadits terkait dengan pentingnya semangat keilmuan</w:t>
             </w:r>
           </w:p>
           <w:p>
@@ -2225,7 +2225,7 @@
                 <w:vertAlign w:val="baseline"/>
                 <w:rtl w:val="0"/>
               </w:rPr>
-              <w:t xml:space="preserve">menganalisis ayat Al-Qur'an dan hadis terkait dengan pentingnya sikap sabar dalam menghadapi musibah dan ujian</w:t>
+              <w:t>menganalisis ayat Al-Qur'an dan hadits terkait dengan pentingnya sikap sabar dalam menghadapi musibah dan ujian</w:t>
             </w:r>
           </w:p>
           <w:p>
@@ -2596,7 +2596,7 @@
                 <w:szCs w:val="20"/>
                 <w:rtl w:val="0"/>
               </w:rPr>
-              <w:t xml:space="preserve">menganalisis ayat Al-Qur'an dan hadis terkait dengan pentingnya takwa kepada Allah Swt.</w:t>
+              <w:t>menganalisis ayat Al-Qur'an dan hadits terkait dengan pentingnya takwa kepada Alloh Subhanahu Wata'ala</w:t>
             </w:r>
           </w:p>
         </w:tc>
@@ -2775,7 +2775,7 @@
                 <w:szCs w:val="20"/>
                 <w:rtl w:val="0"/>
               </w:rPr>
-              <w:t xml:space="preserve">menganalisis ayat Al-Qur'an dan hadis terkait dengan pentingnya toleransi</w:t>
+              <w:t>menganalisis ayat Al-Qur'an dan hadits terkait dengan pentingnya toleransi</w:t>
             </w:r>
           </w:p>
         </w:tc>
@@ -2954,7 +2954,7 @@
                 <w:szCs w:val="20"/>
                 <w:rtl w:val="0"/>
               </w:rPr>
-              <w:t xml:space="preserve">menganalisis ayat Al-Qur'an dan hadis terkait dengan pentingnya cinta tanah air</w:t>
+              <w:t>menganalisis ayat Al-Qur'an dan hadits terkait dengan pentingnya cinta tanah air</w:t>
             </w:r>
           </w:p>
         </w:tc>
@@ -3133,7 +3133,7 @@
                 <w:szCs w:val="20"/>
                 <w:rtl w:val="0"/>
               </w:rPr>
-              <w:t xml:space="preserve">menganalisis ayat Al-Qur'an dan hadis terkait dengan pentingnya semangat keilmuan</w:t>
+              <w:t>menganalisis ayat Al-Qur'an dan hadits terkait dengan pentingnya semangat keilmuan</w:t>
             </w:r>
           </w:p>
         </w:tc>
@@ -3312,7 +3312,7 @@
                 <w:szCs w:val="20"/>
                 <w:rtl w:val="0"/>
               </w:rPr>
-              <w:t xml:space="preserve">menganalisis ayat Al-Qur'an dan hadis terkait dengan pentingnya sikap sabar dalam menghadapi musibah dan ujian</w:t>
+              <w:t>menganalisis ayat Al-Qur'an dan hadits terkait dengan pentingnya sikap sabar dalam menghadapi musibah dan ujian</w:t>
             </w:r>
           </w:p>
         </w:tc>
@@ -3476,7 +3476,7 @@
                 <w:szCs w:val="20"/>
                 <w:rtl w:val="0"/>
               </w:rPr>
-              <w:t xml:space="preserve">menganalisis makna iman kepada Allah Swt melalui sifa-sifatNya dan hal-hal yang dapat meneguhkan iman.</w:t>
+              <w:t>menganalisis makna iman kepada Alloh Subhanahu Wata'ala melalui sifa-sifatNya dan hal-hal yang dapat meneguhkan iman.</w:t>
             </w:r>
           </w:p>
         </w:tc>
@@ -3655,7 +3655,7 @@
                 <w:szCs w:val="20"/>
                 <w:rtl w:val="0"/>
               </w:rPr>
-              <w:t xml:space="preserve">menganalisis keimanan kepada malaikat-malaikatl Allah Swt.</w:t>
+              <w:t>menganalisis keimanan kepada malaikat-malaikatl Alloh Subhanahu Wata'ala</w:t>
             </w:r>
           </w:p>
         </w:tc>
@@ -3834,7 +3834,7 @@
                 <w:szCs w:val="20"/>
                 <w:rtl w:val="0"/>
               </w:rPr>
-              <w:t xml:space="preserve">menganalisis makna iman kepada kitab-kitab Allah Swt.</w:t>
+              <w:t>menganalisis makna iman kepada kitab-kitab Alloh Subhanahu Wata'ala</w:t>
             </w:r>
           </w:p>
         </w:tc>
@@ -4504,7 +4504,7 @@
                 <w:szCs w:val="20"/>
                 <w:rtl w:val="0"/>
               </w:rPr>
-              <w:t xml:space="preserve">Memahami ikhlas, bersyukur kepada Allah Swt., cinta rasul, husnuzan, kasih sayang kepada sesama dan lingkungan alam</w:t>
+              <w:t>Memahami ikhlas, bersyukur kepada Alloh Subhanahu Wata'ala, cinta rasul, husnudzon, kasih sayang kepada sesama dan lingkungan alam</w:t>
             </w:r>
           </w:p>
         </w:tc>
@@ -4893,7 +4893,7 @@
                 <w:szCs w:val="20"/>
                 <w:rtl w:val="0"/>
               </w:rPr>
-              <w:t xml:space="preserve">menerapkan rasa cinta kepada rasulullah Muhammad saw </w:t>
+              <w:t xml:space="preserve">menerapkan rasa cinta kepada rasulullah Muhammad Sholallohu 'Alaihi Wasalam </w:t>
             </w:r>
           </w:p>
         </w:tc>
@@ -5072,7 +5072,7 @@
                 <w:szCs w:val="20"/>
                 <w:rtl w:val="0"/>
               </w:rPr>
-              <w:t xml:space="preserve">menerapkan makna husnuzan</w:t>
+              <w:t>menerapkan makna husnudzon</w:t>
             </w:r>
           </w:p>
         </w:tc>
@@ -5563,7 +5563,7 @@
                 <w:szCs w:val="20"/>
                 <w:rtl w:val="0"/>
               </w:rPr>
-              <w:t xml:space="preserve">Memahami ketentuan sujud, salat, kewajiban terhadap jenazah, haji dan umrah, penyembelihan hewan, kurban, akikah, dan rukhsah dalam perspektif mazhab fikih</w:t>
+              <w:t>Memahami ketentuan sujud, sholat, kewajiban terhadap jenazah, haji dan umrah, penyembelihan hewan, kurban, akikah, dan rukhsah dalam perspektif mazhab fikih</w:t>
             </w:r>
           </w:p>
         </w:tc>
@@ -5773,7 +5773,7 @@
                 <w:szCs w:val="20"/>
                 <w:rtl w:val="0"/>
               </w:rPr>
-              <w:t xml:space="preserve">menganalisis ketentuan salat Jumat</w:t>
+              <w:t>menganalisis ketentuan sholat Jumat</w:t>
             </w:r>
           </w:p>
         </w:tc>
@@ -7632,12 +7632,34 @@
       </w:r>
     </w:p>
     <w:sectPr>
+      <w:headerReference w:type="default" r:id="rId6"/>
+      <w:footerReference w:type="default" r:id="rId7"/>
       <w:pgSz w:h="11906" w:w="16838" w:orient="landscape"/>
       <w:pgMar w:bottom="1440" w:top="1440" w:left="1440" w:right="1440" w:header="709" w:footer="709"/>
       <w:pgNumType w:start="1"/>
     </w:sectPr>
   </w:body>
 </w:document>
+</file>
+
+<file path=word/footer1.xml><?xml version="1.0" encoding="utf-8"?>
+<w:ftr xmlns:m="http://schemas.openxmlformats.org/officeDocument/2006/math" xmlns:mc="http://schemas.openxmlformats.org/markup-compatibility/2006" xmlns:mo="http://schemas.microsoft.com/office/mac/office/2008/main" xmlns:mv="urn:schemas-microsoft-com:mac:vml" xmlns:o="urn:schemas-microsoft-com:office:office" xmlns:r="http://schemas.openxmlformats.org/officeDocument/2006/relationships" xmlns:v="urn:schemas-microsoft-com:vml" xmlns:w10="urn:schemas-microsoft-com:office:word" xmlns:w14="http://schemas.microsoft.com/office/word/2010/wordml" xmlns:w="http://schemas.openxmlformats.org/wordprocessingml/2006/main" xmlns:wne="http://schemas.microsoft.com/office/word/2006/wordml" xmlns:wp14="http://schemas.microsoft.com/office/word/2010/wordprocessingDrawing" xmlns:wp="http://schemas.openxmlformats.org/drawingml/2006/wordprocessingDrawing" xmlns:wpc="http://schemas.microsoft.com/office/word/2010/wordprocessingCanvas" xmlns:wpg="http://schemas.microsoft.com/office/word/2010/wordprocessingGroup" xmlns:wpi="http://schemas.microsoft.com/office/word/2010/wordprocessingInk" xmlns:wps="http://schemas.microsoft.com/office/word/2010/wordprocessingShape" mc:Ignorable="w14 wp14">
+  <w:p>
+    <w:pPr>
+      <w:pStyle w:val="Footer"/>
+    </w:pPr>
+  </w:p>
+</w:ftr>
+</file>
+
+<file path=word/header1.xml><?xml version="1.0" encoding="utf-8"?>
+<w:hdr xmlns:m="http://schemas.openxmlformats.org/officeDocument/2006/math" xmlns:mc="http://schemas.openxmlformats.org/markup-compatibility/2006" xmlns:mo="http://schemas.microsoft.com/office/mac/office/2008/main" xmlns:mv="urn:schemas-microsoft-com:mac:vml" xmlns:o="urn:schemas-microsoft-com:office:office" xmlns:r="http://schemas.openxmlformats.org/officeDocument/2006/relationships" xmlns:v="urn:schemas-microsoft-com:vml" xmlns:w10="urn:schemas-microsoft-com:office:word" xmlns:w14="http://schemas.microsoft.com/office/word/2010/wordml" xmlns:w="http://schemas.openxmlformats.org/wordprocessingml/2006/main" xmlns:wne="http://schemas.microsoft.com/office/word/2006/wordml" xmlns:wp14="http://schemas.microsoft.com/office/word/2010/wordprocessingDrawing" xmlns:wp="http://schemas.openxmlformats.org/drawingml/2006/wordprocessingDrawing" xmlns:wpc="http://schemas.microsoft.com/office/word/2010/wordprocessingCanvas" xmlns:wpg="http://schemas.microsoft.com/office/word/2010/wordprocessingGroup" xmlns:wpi="http://schemas.microsoft.com/office/word/2010/wordprocessingInk" xmlns:wps="http://schemas.microsoft.com/office/word/2010/wordprocessingShape" mc:Ignorable="w14 wp14">
+  <w:p>
+    <w:pPr>
+      <w:pStyle w:val="Header"/>
+    </w:pPr>
+  </w:p>
+</w:hdr>
 </file>
 
 <file path=word/numbering.xml><?xml version="1.0" encoding="utf-8"?>
